--- a/tpi/docx/013.content.docx
+++ b/tpi/docx/013.content.docx
@@ -224,18 +224,12 @@
         </w:rPr>
         <w:t xml:space="preserve"> em i wanpela man o meri husat i save pefomim ol mirakel. Dispela pawa em i no kam long </w:t>
       </w:r>
-      <w:hyperlink r:id="rId13">
-        <w:r>
-          <w:rPr>
-            <w:lang w:val="png_PG" w:bidi="png_PG"/>
-          </w:rPr>
-          <w:rPr>
-            <w:color w:val="0000EE"/>
-            <w:u w:val="single"/>
-          </w:rPr>
-          <w:t>God</w:t>
-        </w:r>
-      </w:hyperlink>
+      <w:r>
+        <w:rPr>
+          <w:lang w:val="png_PG" w:bidi="png_PG"/>
+        </w:rPr>
+        <w:t>God</w:t>
+      </w:r>
       <w:r>
         <w:rPr>
           <w:lang w:val="png_PG" w:bidi="png_PG"/>
@@ -244,7 +238,6 @@
       </w:r>
       <w:r>
         <w:rPr>
-          <w:b/>
           <w:lang w:val="png_PG" w:bidi="png_PG"/>
         </w:rPr>
         <w:t>ivel spirit o spirit nogut</w:t>
@@ -257,7 +250,6 @@
       </w:r>
       <w:r>
         <w:rPr>
-          <w:b/>
           <w:lang w:val="png_PG" w:bidi="png_PG"/>
         </w:rPr>
         <w:t>ol king</w:t>
@@ -282,18 +274,12 @@
         </w:rPr>
         <w:t xml:space="preserve">God i tambuim ol manmeri bilong em long yusim mejik bikos mejik i kam long ol spirit nogut. Insait long Baibel, God i soim olsem God i gat moa pawa antap long ol megisen na ol mejik pawa bilong ol. Josep, wantaim pawa bilong God, i inap long tokaut long mining bilong ol driman taim ol megisen i no inap long mekim. Moses i bin mekim </w:t>
       </w:r>
-      <w:hyperlink r:id="rId14">
-        <w:r>
-          <w:rPr>
-            <w:lang w:val="png_PG" w:bidi="png_PG"/>
-          </w:rPr>
-          <w:rPr>
-            <w:color w:val="0000EE"/>
-            <w:u w:val="single"/>
-          </w:rPr>
-          <w:t>ol mirakel</w:t>
-        </w:r>
-      </w:hyperlink>
+      <w:r>
+        <w:rPr>
+          <w:lang w:val="png_PG" w:bidi="png_PG"/>
+        </w:rPr>
+        <w:t>ol mirakel</w:t>
+      </w:r>
       <w:r>
         <w:rPr>
           <w:lang w:val="png_PG" w:bidi="png_PG"/>
@@ -302,7 +288,6 @@
       </w:r>
       <w:r>
         <w:rPr>
-          <w:b/>
           <w:lang w:val="png_PG" w:bidi="png_PG"/>
         </w:rPr>
         <w:t>ol biliva o bilipmanmeri</w:t>
@@ -363,7 +348,6 @@
       </w:r>
       <w:r>
         <w:rPr>
-          <w:b/>
           <w:lang w:val="png_PG" w:bidi="png_PG"/>
         </w:rPr>
         <w:t>Ju</w:t>
@@ -374,18 +358,12 @@
         </w:rPr>
         <w:t xml:space="preserve"> meri, na em i stap long </w:t>
       </w:r>
-      <w:hyperlink r:id="rId15">
-        <w:r>
-          <w:rPr>
-            <w:lang w:val="png_PG" w:bidi="png_PG"/>
-          </w:rPr>
-          <w:rPr>
-            <w:color w:val="0000EE"/>
-            <w:u w:val="single"/>
-          </w:rPr>
-          <w:t>Nasaret</w:t>
-        </w:r>
-      </w:hyperlink>
+      <w:r>
+        <w:rPr>
+          <w:lang w:val="png_PG" w:bidi="png_PG"/>
+        </w:rPr>
+        <w:t>Nasaret</w:t>
+      </w:r>
       <w:r>
         <w:rPr>
           <w:lang w:val="png_PG" w:bidi="png_PG"/>
@@ -406,18 +384,12 @@
         </w:rPr>
         <w:t xml:space="preserve">Maria em ol i makim em long wanpela man nem bilong em Josep, na dispela i min olsem em bai maritim Josep. Bikos ol gels em ol i save marit taim ol i yangpela yet, Maria em i gat 15 o 16 krismas tasol long dispela taim. Ol famili bilong gel na boi i save arenjim ol marit long </w:t>
       </w:r>
-      <w:hyperlink r:id="rId16">
-        <w:r>
-          <w:rPr>
-            <w:lang w:val="png_PG" w:bidi="png_PG"/>
-          </w:rPr>
-          <w:rPr>
-            <w:color w:val="0000EE"/>
-            <w:u w:val="single"/>
-          </w:rPr>
-          <w:t>Israel</w:t>
-        </w:r>
-      </w:hyperlink>
+      <w:r>
+        <w:rPr>
+          <w:lang w:val="png_PG" w:bidi="png_PG"/>
+        </w:rPr>
+        <w:t>Israel</w:t>
+      </w:r>
       <w:r>
         <w:rPr>
           <w:lang w:val="png_PG" w:bidi="png_PG"/>
@@ -438,54 +410,36 @@
         </w:rPr>
         <w:t xml:space="preserve">Tasol bipo long Maria na Josep i marit, wanpela </w:t>
       </w:r>
-      <w:hyperlink r:id="rId17">
-        <w:r>
-          <w:rPr>
-            <w:lang w:val="png_PG" w:bidi="png_PG"/>
-          </w:rPr>
-          <w:rPr>
-            <w:color w:val="0000EE"/>
-            <w:u w:val="single"/>
-          </w:rPr>
-          <w:t>enjel</w:t>
-        </w:r>
-      </w:hyperlink>
+      <w:r>
+        <w:rPr>
+          <w:lang w:val="png_PG" w:bidi="png_PG"/>
+        </w:rPr>
+        <w:t>enjel</w:t>
+      </w:r>
       <w:r>
         <w:rPr>
           <w:lang w:val="png_PG" w:bidi="png_PG"/>
         </w:rPr>
         <w:t xml:space="preserve"> bilong God, nem bilong em </w:t>
       </w:r>
-      <w:hyperlink r:id="rId18">
-        <w:r>
-          <w:rPr>
-            <w:lang w:val="png_PG" w:bidi="png_PG"/>
-          </w:rPr>
-          <w:rPr>
-            <w:color w:val="0000EE"/>
-            <w:u w:val="single"/>
-          </w:rPr>
-          <w:t>Gebriel</w:t>
-        </w:r>
-      </w:hyperlink>
+      <w:r>
+        <w:rPr>
+          <w:lang w:val="png_PG" w:bidi="png_PG"/>
+        </w:rPr>
+        <w:t>Gebriel</w:t>
+      </w:r>
       <w:r>
         <w:rPr>
           <w:lang w:val="png_PG" w:bidi="png_PG"/>
         </w:rPr>
         <w:t xml:space="preserve"> i kamap long Maria na i tokim em olsem em bai gat bel long pawa bilong God. Pikinini man bilong em ol bai kolim </w:t>
       </w:r>
-      <w:hyperlink r:id="rId19">
-        <w:r>
-          <w:rPr>
-            <w:lang w:val="png_PG" w:bidi="png_PG"/>
-          </w:rPr>
-          <w:rPr>
-            <w:color w:val="0000EE"/>
-            <w:u w:val="single"/>
-          </w:rPr>
-          <w:t>pikinini bilong God</w:t>
-        </w:r>
-      </w:hyperlink>
+      <w:r>
+        <w:rPr>
+          <w:lang w:val="png_PG" w:bidi="png_PG"/>
+        </w:rPr>
+        <w:t>pikinini bilong God</w:t>
+      </w:r>
       <w:r>
         <w:rPr>
           <w:lang w:val="png_PG" w:bidi="png_PG"/>
@@ -506,72 +460,48 @@
         </w:rPr>
         <w:t xml:space="preserve">Pastaim Maria na Josep i stap long Nasaret, we i stap insait long provins bilong </w:t>
       </w:r>
-      <w:hyperlink r:id="rId20">
-        <w:r>
-          <w:rPr>
-            <w:lang w:val="png_PG" w:bidi="png_PG"/>
-          </w:rPr>
-          <w:rPr>
-            <w:color w:val="0000EE"/>
-            <w:u w:val="single"/>
-          </w:rPr>
-          <w:t>Galili</w:t>
-        </w:r>
-      </w:hyperlink>
+      <w:r>
+        <w:rPr>
+          <w:lang w:val="png_PG" w:bidi="png_PG"/>
+        </w:rPr>
+        <w:t>Galili</w:t>
+      </w:r>
       <w:r>
         <w:rPr>
           <w:lang w:val="png_PG" w:bidi="png_PG"/>
         </w:rPr>
         <w:t xml:space="preserve">, long hap not bilong Israel. Taim Maria i gat bel, gavman bilong Rom i mekim wanpela rul olsem olgeta manmeri long dispela graun bai nid long go long taun bilong ol tumbuna bilong ol long raitim nem bilong ol i go daun. Josep, na ating Maria tu, em tupela i lain tumbuna bilong king </w:t>
       </w:r>
-      <w:hyperlink r:id="rId21">
-        <w:r>
-          <w:rPr>
-            <w:lang w:val="png_PG" w:bidi="png_PG"/>
-          </w:rPr>
-          <w:rPr>
-            <w:color w:val="0000EE"/>
-            <w:u w:val="single"/>
-          </w:rPr>
-          <w:t>Devit</w:t>
-        </w:r>
-      </w:hyperlink>
+      <w:r>
+        <w:rPr>
+          <w:lang w:val="png_PG" w:bidi="png_PG"/>
+        </w:rPr>
+        <w:t>Devit</w:t>
+      </w:r>
       <w:r>
         <w:rPr>
           <w:lang w:val="png_PG" w:bidi="png_PG"/>
         </w:rPr>
         <w:t xml:space="preserve">. As ples bilong tupela em </w:t>
       </w:r>
-      <w:hyperlink r:id="rId22">
-        <w:r>
-          <w:rPr>
-            <w:lang w:val="png_PG" w:bidi="png_PG"/>
-          </w:rPr>
-          <w:rPr>
-            <w:color w:val="0000EE"/>
-            <w:u w:val="single"/>
-          </w:rPr>
-          <w:t>Betlehem</w:t>
-        </w:r>
-      </w:hyperlink>
+      <w:r>
+        <w:rPr>
+          <w:lang w:val="png_PG" w:bidi="png_PG"/>
+        </w:rPr>
+        <w:t>Betlehem</w:t>
+      </w:r>
       <w:r>
         <w:rPr>
           <w:lang w:val="png_PG" w:bidi="png_PG"/>
         </w:rPr>
         <w:t xml:space="preserve"> insait long provins bilong </w:t>
       </w:r>
-      <w:hyperlink r:id="rId23">
-        <w:r>
-          <w:rPr>
-            <w:lang w:val="png_PG" w:bidi="png_PG"/>
-          </w:rPr>
-          <w:rPr>
-            <w:color w:val="0000EE"/>
-            <w:u w:val="single"/>
-          </w:rPr>
-          <w:t>Judea</w:t>
-        </w:r>
-      </w:hyperlink>
+      <w:r>
+        <w:rPr>
+          <w:lang w:val="png_PG" w:bidi="png_PG"/>
+        </w:rPr>
+        <w:t>Judea</w:t>
+      </w:r>
       <w:r>
         <w:rPr>
           <w:lang w:val="png_PG" w:bidi="png_PG"/>
@@ -580,7 +510,6 @@
       </w:r>
       <w:r>
         <w:rPr>
-          <w:b/>
           <w:lang w:val="png_PG" w:bidi="png_PG"/>
         </w:rPr>
         <w:t>ol profet</w:t>
@@ -591,36 +520,24 @@
         </w:rPr>
         <w:t xml:space="preserve"> i bin tok long taim bipo, olsem </w:t>
       </w:r>
-      <w:hyperlink r:id="rId24">
-        <w:r>
-          <w:rPr>
-            <w:lang w:val="png_PG" w:bidi="png_PG"/>
-          </w:rPr>
-          <w:rPr>
-            <w:color w:val="0000EE"/>
-            <w:u w:val="single"/>
-          </w:rPr>
-          <w:t>Mesaia</w:t>
-        </w:r>
-      </w:hyperlink>
+      <w:r>
+        <w:rPr>
+          <w:lang w:val="png_PG" w:bidi="png_PG"/>
+        </w:rPr>
+        <w:t>Mesaia</w:t>
+      </w:r>
       <w:r>
         <w:rPr>
           <w:lang w:val="png_PG" w:bidi="png_PG"/>
         </w:rPr>
         <w:t xml:space="preserve">-dispela spesel king </w:t>
       </w:r>
-      <w:hyperlink r:id="rId25">
-        <w:r>
-          <w:rPr>
-            <w:lang w:val="png_PG" w:bidi="png_PG"/>
-          </w:rPr>
-          <w:rPr>
-            <w:color w:val="0000EE"/>
-            <w:u w:val="single"/>
-          </w:rPr>
-          <w:t>Sevia</w:t>
-        </w:r>
-      </w:hyperlink>
+      <w:r>
+        <w:rPr>
+          <w:lang w:val="png_PG" w:bidi="png_PG"/>
+        </w:rPr>
+        <w:t>Sevia</w:t>
+      </w:r>
       <w:r>
         <w:rPr>
           <w:lang w:val="png_PG" w:bidi="png_PG"/>
@@ -655,18 +572,12 @@
         </w:rPr>
         <w:t xml:space="preserve">Maria na Josep tupela i turangu manmeri. Josep em i wanpela kapenta. Bihain long Jisas i bon, tupela i gat moa pikinini wantaim. Bikos yumi no harim wanpela samting moa long Josep bihain,i luk olsem bihain, taim Jisas i wok long stat long tisim ol manmeri, Josep em i dai pinis. Maria tasol i bin stap long </w:t>
       </w:r>
-      <w:hyperlink r:id="rId26">
-        <w:r>
-          <w:rPr>
-            <w:lang w:val="png_PG" w:bidi="png_PG"/>
-          </w:rPr>
-          <w:rPr>
-            <w:color w:val="0000EE"/>
-            <w:u w:val="single"/>
-          </w:rPr>
-          <w:t>diwai kros</w:t>
-        </w:r>
-      </w:hyperlink>
+      <w:r>
+        <w:rPr>
+          <w:lang w:val="png_PG" w:bidi="png_PG"/>
+        </w:rPr>
+        <w:t>diwai kros</w:t>
+      </w:r>
       <w:r>
         <w:rPr>
           <w:lang w:val="png_PG" w:bidi="png_PG"/>
@@ -675,7 +586,6 @@
       </w:r>
       <w:r>
         <w:rPr>
-          <w:b/>
           <w:lang w:val="png_PG" w:bidi="png_PG"/>
         </w:rPr>
         <w:t>bilipmanmeri</w:t>
@@ -686,18 +596,12 @@
         </w:rPr>
         <w:t xml:space="preserve"> bilong Jisas bihain long em i </w:t>
       </w:r>
-      <w:hyperlink r:id="rId27">
-        <w:r>
-          <w:rPr>
-            <w:lang w:val="png_PG" w:bidi="png_PG"/>
-          </w:rPr>
-          <w:rPr>
-            <w:color w:val="0000EE"/>
-            <w:u w:val="single"/>
-          </w:rPr>
-          <w:t>kirap bek</w:t>
-        </w:r>
-      </w:hyperlink>
+      <w:r>
+        <w:rPr>
+          <w:lang w:val="png_PG" w:bidi="png_PG"/>
+        </w:rPr>
+        <w:t>kirap bek</w:t>
+      </w:r>
       <w:r>
         <w:rPr>
           <w:lang w:val="png_PG" w:bidi="png_PG"/>
@@ -752,36 +656,24 @@
         </w:rPr>
         <w:t xml:space="preserve">Wanpela masta em i wanpela taitel we i soim rispek long wanpela man husat i gat bikpela posisen o nem na namba. Insait long Nupela Testamen, i gat tupela taitel bilong rispek long wanpela man o meri husat i gat bikpela posisen. </w:t>
       </w:r>
-      <w:hyperlink r:id="rId28">
-        <w:r>
-          <w:rPr>
-            <w:lang w:val="png_PG" w:bidi="png_PG"/>
-          </w:rPr>
-          <w:rPr>
-            <w:color w:val="0000EE"/>
-            <w:u w:val="single"/>
-          </w:rPr>
-          <w:t>Lod</w:t>
-        </w:r>
-      </w:hyperlink>
+      <w:r>
+        <w:rPr>
+          <w:lang w:val="png_PG" w:bidi="png_PG"/>
+        </w:rPr>
+        <w:t>Lod</w:t>
+      </w:r>
       <w:r>
         <w:rPr>
           <w:lang w:val="png_PG" w:bidi="png_PG"/>
         </w:rPr>
         <w:t xml:space="preserve"> em planti taim i stap olsem taitel bilong wanpela man o meri husat i gat propeti o bus giraun o em i wanpela nambawan bikman we i bosim ol narapela lain. Masta em planti taim i toktok long wanpela man husat i gat bikpela posisen insait long wanpela </w:t>
       </w:r>
-      <w:hyperlink r:id="rId29">
-        <w:r>
-          <w:rPr>
-            <w:lang w:val="png_PG" w:bidi="png_PG"/>
-          </w:rPr>
-          <w:rPr>
-            <w:color w:val="0000EE"/>
-            <w:u w:val="single"/>
-          </w:rPr>
-          <w:t>haus lain</w:t>
-        </w:r>
-      </w:hyperlink>
+      <w:r>
+        <w:rPr>
+          <w:lang w:val="png_PG" w:bidi="png_PG"/>
+        </w:rPr>
+        <w:t>haus lain</w:t>
+      </w:r>
       <w:r>
         <w:rPr>
           <w:lang w:val="png_PG" w:bidi="png_PG"/>
@@ -849,18 +741,12 @@
         </w:rPr>
         <w:t xml:space="preserve"> em i minim pasin bilong i gat gutpela bel na tingting, mekim gutpela pasin, o </w:t>
       </w:r>
-      <w:hyperlink r:id="rId30">
-        <w:r>
-          <w:rPr>
-            <w:lang w:val="png_PG" w:bidi="png_PG"/>
-          </w:rPr>
-          <w:rPr>
-            <w:color w:val="0000EE"/>
-            <w:u w:val="single"/>
-          </w:rPr>
-          <w:t>pilim sore long narapela</w:t>
-        </w:r>
-      </w:hyperlink>
+      <w:r>
+        <w:rPr>
+          <w:lang w:val="png_PG" w:bidi="png_PG"/>
+        </w:rPr>
+        <w:t>pilim sore long narapela</w:t>
+      </w:r>
       <w:r>
         <w:rPr>
           <w:lang w:val="png_PG" w:bidi="png_PG"/>
@@ -937,7 +823,6 @@
       </w:r>
       <w:r>
         <w:rPr>
-          <w:b/>
           <w:lang w:val="png_PG" w:bidi="png_PG"/>
         </w:rPr>
         <w:t>fogivim</w:t>
@@ -989,18 +874,12 @@
         </w:rPr>
         <w:t xml:space="preserve">Dispela mining bilong mesi em i ken wankain long mining bilong wod </w:t>
       </w:r>
-      <w:hyperlink r:id="rId31">
-        <w:r>
-          <w:rPr>
-            <w:lang w:val="png_PG" w:bidi="png_PG"/>
-          </w:rPr>
-          <w:rPr>
-            <w:color w:val="0000EE"/>
-            <w:u w:val="single"/>
-          </w:rPr>
-          <w:t>greis</w:t>
-        </w:r>
-      </w:hyperlink>
+      <w:r>
+        <w:rPr>
+          <w:lang w:val="png_PG" w:bidi="png_PG"/>
+        </w:rPr>
+        <w:t>greis</w:t>
+      </w:r>
       <w:r>
         <w:rPr>
           <w:lang w:val="png_PG" w:bidi="png_PG"/>
@@ -1020,18 +899,13 @@
         </w:rPr>
         <w:t xml:space="preserve"> bilong God, em i no save panisim yumi, na em i bikos long </w:t>
       </w:r>
-      <w:hyperlink r:id="rId31">
-        <w:r>
-          <w:rPr>
-            <w:lang w:val="png_PG" w:bidi="png_PG"/>
-          </w:rPr>
-          <w:rPr>
-            <w:color w:val="0000EE"/>
-            <w:u w:val="single"/>
-          </w:rPr>
-          <w:t>greis</w:t>
-        </w:r>
-      </w:hyperlink>
+      <w:r>
+        <w:rPr>
+          <w:b/>
+          <w:lang w:val="png_PG" w:bidi="png_PG"/>
+        </w:rPr>
+        <w:t>greis</w:t>
+      </w:r>
       <w:r>
         <w:rPr>
           <w:lang w:val="png_PG" w:bidi="png_PG"/>
@@ -1054,7 +928,6 @@
       </w:r>
       <w:r>
         <w:rPr>
-          <w:b/>
           <w:lang w:val="png_PG" w:bidi="png_PG"/>
         </w:rPr>
         <w:t>ol sin</w:t>
@@ -1142,18 +1015,12 @@
         </w:rPr>
         <w:t>Dispela wod "</w:t>
       </w:r>
-      <w:hyperlink r:id="rId32">
-        <w:r>
-          <w:rPr>
-            <w:lang w:val="png_PG" w:bidi="png_PG"/>
-          </w:rPr>
-          <w:rPr>
-            <w:color w:val="0000EE"/>
-            <w:u w:val="single"/>
-          </w:rPr>
-          <w:t>Krais</w:t>
-        </w:r>
-      </w:hyperlink>
+      <w:r>
+        <w:rPr>
+          <w:lang w:val="png_PG" w:bidi="png_PG"/>
+        </w:rPr>
+        <w:t>Krais</w:t>
+      </w:r>
       <w:r>
         <w:rPr>
           <w:lang w:val="png_PG" w:bidi="png_PG"/>
@@ -1175,7 +1042,6 @@
       </w:r>
       <w:r>
         <w:rPr>
-          <w:b/>
           <w:lang w:val="png_PG" w:bidi="png_PG"/>
         </w:rPr>
         <w:t>Grik</w:t>
@@ -1186,54 +1052,36 @@
         </w:rPr>
         <w:t xml:space="preserve">, na Mesaia em i seim wod long tok ples </w:t>
       </w:r>
-      <w:hyperlink r:id="rId33">
-        <w:r>
-          <w:rPr>
-            <w:lang w:val="png_PG" w:bidi="png_PG"/>
-          </w:rPr>
-          <w:rPr>
-            <w:color w:val="0000EE"/>
-            <w:u w:val="single"/>
-          </w:rPr>
-          <w:t>Hibru</w:t>
-        </w:r>
-      </w:hyperlink>
+      <w:r>
+        <w:rPr>
+          <w:lang w:val="png_PG" w:bidi="png_PG"/>
+        </w:rPr>
+        <w:t>Hibru</w:t>
+      </w:r>
       <w:r>
         <w:rPr>
           <w:lang w:val="png_PG" w:bidi="png_PG"/>
         </w:rPr>
         <w:t xml:space="preserve">. Grik em i tok ples bilong Nupela Testamen, na Hibru em i tok ples bilong Olpela testamen. Dispela wod Mesaia em i toktok long spesel </w:t>
       </w:r>
-      <w:hyperlink r:id="rId34">
-        <w:r>
-          <w:rPr>
-            <w:lang w:val="png_PG" w:bidi="png_PG"/>
-          </w:rPr>
-          <w:rPr>
-            <w:color w:val="0000EE"/>
-            <w:u w:val="single"/>
-          </w:rPr>
-          <w:t>king</w:t>
-        </w:r>
-      </w:hyperlink>
+      <w:r>
+        <w:rPr>
+          <w:lang w:val="png_PG" w:bidi="png_PG"/>
+        </w:rPr>
+        <w:t>king</w:t>
+      </w:r>
       <w:r>
         <w:rPr>
           <w:lang w:val="png_PG" w:bidi="png_PG"/>
         </w:rPr>
         <w:t xml:space="preserve"> na </w:t>
       </w:r>
-      <w:hyperlink r:id="rId25">
-        <w:r>
-          <w:rPr>
-            <w:lang w:val="png_PG" w:bidi="png_PG"/>
-          </w:rPr>
-          <w:rPr>
-            <w:color w:val="0000EE"/>
-            <w:u w:val="single"/>
-          </w:rPr>
-          <w:t>Sevia</w:t>
-        </w:r>
-      </w:hyperlink>
+      <w:r>
+        <w:rPr>
+          <w:lang w:val="png_PG" w:bidi="png_PG"/>
+        </w:rPr>
+        <w:t>Sevia</w:t>
+      </w:r>
       <w:r>
         <w:rPr>
           <w:lang w:val="png_PG" w:bidi="png_PG"/>
@@ -1256,7 +1104,6 @@
       </w:r>
       <w:r>
         <w:rPr>
-          <w:b/>
           <w:lang w:val="png_PG" w:bidi="png_PG"/>
         </w:rPr>
         <w:t>ol i bin makim</w:t>
@@ -1267,54 +1114,36 @@
         </w:rPr>
         <w:t xml:space="preserve">. Dispela em i min olsem narapela man i bin kapsaitim oil antap long em. Dispela em i bin wanpela sain olsem God i givim dispela man wanpela spesel wok. Eksampel, insait long Olpela Testamen, God i tokim </w:t>
       </w:r>
-      <w:hyperlink r:id="rId35">
-        <w:r>
-          <w:rPr>
-            <w:lang w:val="png_PG" w:bidi="png_PG"/>
-          </w:rPr>
-          <w:rPr>
-            <w:color w:val="0000EE"/>
-            <w:u w:val="single"/>
-          </w:rPr>
-          <w:t>profet</w:t>
-        </w:r>
-      </w:hyperlink>
+      <w:r>
+        <w:rPr>
+          <w:lang w:val="png_PG" w:bidi="png_PG"/>
+        </w:rPr>
+        <w:t>profet</w:t>
+      </w:r>
       <w:r>
         <w:rPr>
           <w:lang w:val="png_PG" w:bidi="png_PG"/>
         </w:rPr>
         <w:t xml:space="preserve"> Samuel long kapsaitim oil antap long </w:t>
       </w:r>
-      <w:hyperlink r:id="rId21">
-        <w:r>
-          <w:rPr>
-            <w:lang w:val="png_PG" w:bidi="png_PG"/>
-          </w:rPr>
-          <w:rPr>
-            <w:color w:val="0000EE"/>
-            <w:u w:val="single"/>
-          </w:rPr>
-          <w:t>Devit</w:t>
-        </w:r>
-      </w:hyperlink>
+      <w:r>
+        <w:rPr>
+          <w:lang w:val="png_PG" w:bidi="png_PG"/>
+        </w:rPr>
+        <w:t>Devit</w:t>
+      </w:r>
       <w:r>
         <w:rPr>
           <w:lang w:val="png_PG" w:bidi="png_PG"/>
         </w:rPr>
         <w:t xml:space="preserve">. Dispela em i bin wanpela sain olsem God i makim Devit long kamap neks king bilong </w:t>
       </w:r>
-      <w:hyperlink r:id="rId16">
-        <w:r>
-          <w:rPr>
-            <w:lang w:val="png_PG" w:bidi="png_PG"/>
-          </w:rPr>
-          <w:rPr>
-            <w:color w:val="0000EE"/>
-            <w:u w:val="single"/>
-          </w:rPr>
-          <w:t>Israel</w:t>
-        </w:r>
-      </w:hyperlink>
+      <w:r>
+        <w:rPr>
+          <w:lang w:val="png_PG" w:bidi="png_PG"/>
+        </w:rPr>
+        <w:t>Israel</w:t>
+      </w:r>
       <w:r>
         <w:rPr>
           <w:lang w:val="png_PG" w:bidi="png_PG"/>
@@ -1351,7 +1180,6 @@
       </w:r>
       <w:r>
         <w:rPr>
-          <w:b/>
           <w:lang w:val="png_PG" w:bidi="png_PG"/>
         </w:rPr>
         <w:t>kantri</w:t>
@@ -1378,7 +1206,6 @@
       </w:r>
       <w:r>
         <w:rPr>
-          <w:b/>
           <w:lang w:val="png_PG" w:bidi="png_PG"/>
         </w:rPr>
         <w:t>lain Israel</w:t>
@@ -1416,36 +1243,24 @@
         </w:rPr>
         <w:t xml:space="preserve"> i dispela Mesaia we God i bin promis long salim. Jisas em i bin wanpela </w:t>
       </w:r>
-      <w:hyperlink r:id="rId36">
-        <w:r>
-          <w:rPr>
-            <w:lang w:val="png_PG" w:bidi="png_PG"/>
-          </w:rPr>
-          <w:rPr>
-            <w:color w:val="0000EE"/>
-            <w:u w:val="single"/>
-          </w:rPr>
-          <w:t>lain tumbuna</w:t>
-        </w:r>
-      </w:hyperlink>
+      <w:r>
+        <w:rPr>
+          <w:lang w:val="png_PG" w:bidi="png_PG"/>
+        </w:rPr>
+        <w:t>lain tumbuna</w:t>
+      </w:r>
       <w:r>
         <w:rPr>
           <w:lang w:val="png_PG" w:bidi="png_PG"/>
         </w:rPr>
         <w:t xml:space="preserve"> bilong Devit. Jisas i bin pruvim olsem God i bin makim em taim em i soim bikpela pawa na </w:t>
       </w:r>
-      <w:hyperlink r:id="rId37">
-        <w:r>
-          <w:rPr>
-            <w:lang w:val="png_PG" w:bidi="png_PG"/>
-          </w:rPr>
-          <w:rPr>
-            <w:color w:val="0000EE"/>
-            <w:u w:val="single"/>
-          </w:rPr>
-          <w:t>atoriti</w:t>
-        </w:r>
-      </w:hyperlink>
+      <w:r>
+        <w:rPr>
+          <w:lang w:val="png_PG" w:bidi="png_PG"/>
+        </w:rPr>
+        <w:t>atoriti</w:t>
+      </w:r>
       <w:r>
         <w:rPr>
           <w:lang w:val="png_PG" w:bidi="png_PG"/>
@@ -1466,36 +1281,24 @@
         </w:rPr>
         <w:t>Jisas i no save tokaut stret long ol manmeri olsem "Mi dispela Mesaia!" Dispela em i bikos ol manmeri i no save tru tru yet long wanem em i mining bilong Jisas long stap olsem Mesaia. Ol i gat rong tingting olsem dispela Mesaia em bai ristorim</w:t>
       </w:r>
-      <w:hyperlink r:id="rId38">
-        <w:r>
-          <w:rPr>
-            <w:lang w:val="png_PG" w:bidi="png_PG"/>
-          </w:rPr>
-          <w:rPr>
-            <w:color w:val="0000EE"/>
-            <w:u w:val="single"/>
-          </w:rPr>
-          <w:t xml:space="preserve"> kingdom</w:t>
-        </w:r>
-      </w:hyperlink>
+      <w:r>
+        <w:rPr>
+          <w:lang w:val="png_PG" w:bidi="png_PG"/>
+        </w:rPr>
+        <w:t xml:space="preserve"> kingdom</w:t>
+      </w:r>
       <w:r>
         <w:rPr>
           <w:lang w:val="png_PG" w:bidi="png_PG"/>
         </w:rPr>
         <w:t xml:space="preserve"> bilong Israel na givim pawa bilong politiks i go bek long em. Tasol, Jisas i kolim em yet olsem </w:t>
       </w:r>
-      <w:hyperlink r:id="rId39">
-        <w:r>
-          <w:rPr>
-            <w:lang w:val="png_PG" w:bidi="png_PG"/>
-          </w:rPr>
-          <w:rPr>
-            <w:color w:val="0000EE"/>
-            <w:u w:val="single"/>
-          </w:rPr>
-          <w:t>Pikinini bilong Man,</w:t>
-        </w:r>
-      </w:hyperlink>
+      <w:r>
+        <w:rPr>
+          <w:lang w:val="png_PG" w:bidi="png_PG"/>
+        </w:rPr>
+        <w:t>Pikinini bilong Man,</w:t>
+      </w:r>
       <w:r>
         <w:rPr>
           <w:lang w:val="png_PG" w:bidi="png_PG"/>
@@ -1518,7 +1321,6 @@
       </w:r>
       <w:r>
         <w:rPr>
-          <w:b/>
           <w:lang w:val="png_PG" w:bidi="png_PG"/>
         </w:rPr>
         <w:t>disaipel</w:t>
@@ -1529,54 +1331,36 @@
         </w:rPr>
         <w:t xml:space="preserve"> bilong em i save tru tru olsem em i dispela Mesaia na ol i stat long serim dispela </w:t>
       </w:r>
-      <w:hyperlink r:id="rId40">
-        <w:r>
-          <w:rPr>
-            <w:lang w:val="png_PG" w:bidi="png_PG"/>
-          </w:rPr>
-          <w:rPr>
-            <w:color w:val="0000EE"/>
-            <w:u w:val="single"/>
-          </w:rPr>
-          <w:t>gutpela nius</w:t>
-        </w:r>
-      </w:hyperlink>
+      <w:r>
+        <w:rPr>
+          <w:lang w:val="png_PG" w:bidi="png_PG"/>
+        </w:rPr>
+        <w:t>gutpela nius</w:t>
+      </w:r>
       <w:r>
         <w:rPr>
           <w:lang w:val="png_PG" w:bidi="png_PG"/>
         </w:rPr>
         <w:t xml:space="preserve"> long ol narapela manmeri. God i bin salim </w:t>
       </w:r>
-      <w:hyperlink r:id="rId25">
-        <w:r>
-          <w:rPr>
-            <w:lang w:val="png_PG" w:bidi="png_PG"/>
-          </w:rPr>
-          <w:rPr>
-            <w:color w:val="0000EE"/>
-            <w:u w:val="single"/>
-          </w:rPr>
-          <w:t>Sevia</w:t>
-        </w:r>
-      </w:hyperlink>
+      <w:r>
+        <w:rPr>
+          <w:lang w:val="png_PG" w:bidi="png_PG"/>
+        </w:rPr>
+        <w:t>Sevia</w:t>
+      </w:r>
       <w:r>
         <w:rPr>
           <w:lang w:val="png_PG" w:bidi="png_PG"/>
         </w:rPr>
         <w:t xml:space="preserve"> bilong em! Tasol Jisas em i wanpela Sevia husat i mekim ol manmeri i kamap fri long gavman bilong graun. Jisas em i wanpela Sevia husat i mekim bikpela samting moa-Jisas i mekim ol manmeri i kamap fri long </w:t>
       </w:r>
-      <w:hyperlink r:id="rId41">
-        <w:r>
-          <w:rPr>
-            <w:lang w:val="png_PG" w:bidi="png_PG"/>
-          </w:rPr>
-          <w:rPr>
-            <w:color w:val="0000EE"/>
-            <w:u w:val="single"/>
-          </w:rPr>
-          <w:t>sin</w:t>
-        </w:r>
-      </w:hyperlink>
+      <w:r>
+        <w:rPr>
+          <w:lang w:val="png_PG" w:bidi="png_PG"/>
+        </w:rPr>
+        <w:t>sin</w:t>
+      </w:r>
       <w:r>
         <w:rPr>
           <w:lang w:val="png_PG" w:bidi="png_PG"/>
@@ -1653,36 +1437,24 @@
         </w:rPr>
         <w:t xml:space="preserve"> em i toktok long hap bilong bodi we i save tingting, andastenim samting na painim ansa bilong ol hevi. Long </w:t>
       </w:r>
-      <w:hyperlink r:id="rId33">
-        <w:r>
-          <w:rPr>
-            <w:lang w:val="png_PG" w:bidi="png_PG"/>
-          </w:rPr>
-          <w:rPr>
-            <w:color w:val="0000EE"/>
-            <w:u w:val="single"/>
-          </w:rPr>
-          <w:t>Hibru</w:t>
-        </w:r>
-      </w:hyperlink>
+      <w:r>
+        <w:rPr>
+          <w:lang w:val="png_PG" w:bidi="png_PG"/>
+        </w:rPr>
+        <w:t>Hibru</w:t>
+      </w:r>
       <w:r>
         <w:rPr>
           <w:lang w:val="png_PG" w:bidi="png_PG"/>
         </w:rPr>
         <w:t>, tok ples bilong Olpela Testamen, wod bilong "maind" em i seim olsem wod bilong "</w:t>
       </w:r>
-      <w:hyperlink r:id="rId42">
-        <w:r>
-          <w:rPr>
-            <w:lang w:val="png_PG" w:bidi="png_PG"/>
-          </w:rPr>
-          <w:rPr>
-            <w:color w:val="0000EE"/>
-            <w:u w:val="single"/>
-          </w:rPr>
-          <w:t>hat</w:t>
-        </w:r>
-      </w:hyperlink>
+      <w:r>
+        <w:rPr>
+          <w:lang w:val="png_PG" w:bidi="png_PG"/>
+        </w:rPr>
+        <w:t>hat</w:t>
+      </w:r>
       <w:r>
         <w:rPr>
           <w:lang w:val="png_PG" w:bidi="png_PG"/>
@@ -1691,7 +1463,6 @@
       </w:r>
       <w:r>
         <w:rPr>
-          <w:b/>
           <w:lang w:val="png_PG" w:bidi="png_PG"/>
         </w:rPr>
         <w:t>Grik</w:t>
@@ -1821,7 +1592,6 @@
       </w:r>
       <w:r>
         <w:rPr>
-          <w:b/>
           <w:lang w:val="png_PG" w:bidi="png_PG"/>
         </w:rPr>
         <w:t>beten</w:t>
@@ -1834,7 +1604,6 @@
       </w:r>
       <w:r>
         <w:rPr>
-          <w:b/>
           <w:lang w:val="png_PG" w:bidi="png_PG"/>
         </w:rPr>
         <w:t>ol profet</w:t>
@@ -1859,18 +1628,12 @@
         </w:rPr>
         <w:t xml:space="preserve">Insait long Baibel, wanpela mirakel em i no save kamap nating long mekim ol lain i amamas, tasol em i save kamap long tisim ol manmeri sampela samting. God i save mekim ol mirakel long soim ol manmeri olsem em i gat olsem pawa na strong na ol i ken trastim em. Taim wanpela man o meri i mekim wanpela mirakel, dispela i soim ol manmeri olsem God i givim </w:t>
       </w:r>
-      <w:hyperlink r:id="rId37">
-        <w:r>
-          <w:rPr>
-            <w:lang w:val="png_PG" w:bidi="png_PG"/>
-          </w:rPr>
-          <w:rPr>
-            <w:color w:val="0000EE"/>
-            <w:u w:val="single"/>
-          </w:rPr>
-          <w:t>atoriti</w:t>
-        </w:r>
-      </w:hyperlink>
+      <w:r>
+        <w:rPr>
+          <w:lang w:val="png_PG" w:bidi="png_PG"/>
+        </w:rPr>
+        <w:t>atoriti</w:t>
+      </w:r>
       <w:r>
         <w:rPr>
           <w:lang w:val="png_PG" w:bidi="png_PG"/>
@@ -1917,18 +1680,12 @@
         </w:rPr>
         <w:t xml:space="preserve">Tasol, Jisas i bin givim tok lukaut o woning olsem ol manmeri i mas lukaut na i no ken amamas long olgeta mirakel we ol i lukim o long olgeta hatpela samting we i kamap, bikos sampela taim ol manmeri i pefomim wanpela mirakel i no long pawa bilong God, tasol long pawa bilong </w:t>
       </w:r>
-      <w:hyperlink r:id="rId43">
-        <w:r>
-          <w:rPr>
-            <w:lang w:val="png_PG" w:bidi="png_PG"/>
-          </w:rPr>
-          <w:rPr>
-            <w:color w:val="0000EE"/>
-            <w:u w:val="single"/>
-          </w:rPr>
-          <w:t>Satan</w:t>
-        </w:r>
-      </w:hyperlink>
+      <w:r>
+        <w:rPr>
+          <w:lang w:val="png_PG" w:bidi="png_PG"/>
+        </w:rPr>
+        <w:t>Satan</w:t>
+      </w:r>
       <w:r>
         <w:rPr>
           <w:lang w:val="png_PG" w:bidi="png_PG"/>
@@ -1937,7 +1694,6 @@
       </w:r>
       <w:r>
         <w:rPr>
-          <w:b/>
           <w:lang w:val="png_PG" w:bidi="png_PG"/>
         </w:rPr>
         <w:t>bilipim</w:t>
